--- a/Releases/V4.0_Stable/Decoupe/27_Lola_Pariset.docx
+++ b/Releases/V4.0_Stable/Decoupe/27_Lola_Pariset.docx
@@ -260,6 +260,78 @@
     </w:p>
     <w:p>
       <w:pPr>
+        <w:spacing w:before="60" w:after="60" w:line="300" w:lineRule="auto"/>
+        <w:jc w:val="both"/>
+      </w:pPr>
+      <w:r>
+        <w:t xml:space="preserve">❧  DEUX QUESTIONS RÉCURRENTES (Chloé peut les poser à tout convive)  ❧</w:t>
+      </w:r>
+    </w:p>
+    <w:p>
+      <w:pPr>
+        <w:spacing w:before="60" w:after="60" w:line="300" w:lineRule="auto"/>
+        <w:jc w:val="both"/>
+      </w:pPr>
+      <w:r>
+        <w:t xml:space="preserve">Sur Léa : « Elle m’avait écrit en mai — pour me recommander un poète. Aucune dette, aucune rivalité — juste l’affection d’une jeune lectrice. »</w:t>
+      </w:r>
+    </w:p>
+    <w:p>
+      <w:pPr>
+        <w:spacing w:before="60" w:after="60" w:line="300" w:lineRule="auto"/>
+        <w:jc w:val="both"/>
+      </w:pPr>
+      <w:r>
+        <w:t xml:space="preserve">Sur quelque chose d’étrange peu avant sa mort : « Amandinette a glissé quelques mots à Léa au toast. Et Théodorette est rentré du couloir, troublé, vers 17h20. »</w:t>
+      </w:r>
+    </w:p>
+    <w:p>
+      <w:pPr>
+        <w:spacing w:before="60" w:after="60" w:line="300" w:lineRule="auto"/>
+        <w:jc w:val="both"/>
+      </w:pPr>
+      <w:r>
+        <w:t xml:space="preserve">❧  VOTRE RESSENTI SUR LA JOURNÉE  ❧</w:t>
+      </w:r>
+    </w:p>
+    <w:p>
+      <w:pPr>
+        <w:spacing w:before="60" w:after="60" w:line="300" w:lineRule="auto"/>
+        <w:jc w:val="both"/>
+      </w:pPr>
+      <w:r>
+        <w:t xml:space="preserve">« Triste, et plus encore : reconnaissante. Elle parlait souvent de moi avec bonté. »</w:t>
+      </w:r>
+    </w:p>
+    <w:p>
+      <w:pPr>
+        <w:spacing w:before="60" w:after="60" w:line="300" w:lineRule="auto"/>
+        <w:jc w:val="both"/>
+      </w:pPr>
+      <w:r>
+        <w:t xml:space="preserve">❧  SI VOUS NE SAVEZ PAS QUOI RÉPONDRE  ❧</w:t>
+      </w:r>
+    </w:p>
+    <w:p>
+      <w:pPr>
+        <w:spacing w:before="60" w:after="60" w:line="300" w:lineRule="auto"/>
+        <w:jc w:val="both"/>
+      </w:pPr>
+      <w:r>
+        <w:t xml:space="preserve">Esquive type : « Je vous dirai : je n’ai pas remarqué. C’est plus honnête. »</w:t>
+      </w:r>
+    </w:p>
+    <w:p>
+      <w:pPr>
+        <w:spacing w:before="60" w:after="60" w:line="300" w:lineRule="auto"/>
+        <w:jc w:val="both"/>
+      </w:pPr>
+      <w:r>
+        <w:t xml:space="preserve">Aucun chantage. Aucun secret de jeu. (Détail intime : enceinte de 3 mois, seul Lorenzo le sait — n’en parlez QUE si Chloé interroge sur votre santé.)</w:t>
+      </w:r>
+    </w:p>
+    <w:p>
+      <w:pPr>
         <w:spacing w:before="240" w:after="100"/>
       </w:pPr>
       <w:r>
@@ -279,7 +351,7 @@
         <w:jc w:val="both"/>
       </w:pPr>
       <w:r>
-        <w:t xml:space="preserve">❧  CE QUE VOUS DITES — DISTRIBUÉ PAR ACTES  ❧</w:t>
+        <w:t xml:space="preserve">❧  CE QUE VOUS DITES — SELON CE QUE CHLOÉ DEMANDE  ❧</w:t>
       </w:r>
     </w:p>
     <w:p>
@@ -293,7 +365,7 @@
           <w:b/>
           <w:bCs/>
         </w:rPr>
-        <w:t xml:space="preserve">ACTE I — Sur le toast : « Amandinette a glissé quelques mots à l’oreille de Léa juste après le toast. Je l’ai vu. Je n’ai pas entendu. » (Corrobore Maëlys.)</w:t>
+        <w:t xml:space="preserve">Sur le toast : « Amandinette a glissé quelques mots à l’oreille de Léa juste après le toast. Je l’ai vu. Je n’ai pas entendu. » (Corrobore Maëlys.)</w:t>
       </w:r>
       <w:r>
         <w:t xml:space="preserve"/>
@@ -310,7 +382,7 @@
           <w:b/>
           <w:bCs/>
         </w:rPr>
-        <w:t xml:space="preserve">ACTE II — Sur Lisa au salon : « La cantatrice n’a pas quitté son fauteuil de tout l’après-midi. Elle ruminait, mais elle était là, en pleine vue. » (Corrobore Maëlys et Boulet : alibi solide pour Lisa.)</w:t>
+        <w:t xml:space="preserve">Sur Lisa au salon : « La cantatrice n’a pas quitté son fauteuil de tout l’après-midi. Elle ruminait, mais elle était là, en pleine vue. » (Corrobore Maëlys et Boulet : alibi solide pour Lisa.)</w:t>
       </w:r>
       <w:r>
         <w:t xml:space="preserve"/>
@@ -327,7 +399,7 @@
           <w:b/>
           <w:bCs/>
         </w:rPr>
-        <w:t xml:space="preserve">ACTE III — Sur le couloir : « J’ai vu le Duc Théodorette rentrer du couloir vers 17h20, troublé. Cela n’a duré qu’un instant. » (Corrobore Maëlys.)</w:t>
+        <w:t xml:space="preserve">Sur le couloir : « J’ai vu le Duc Théodorette rentrer du couloir vers 17h20, troublé. Cela n’a duré qu’un instant. » (Corrobore Maëlys.)</w:t>
       </w:r>
       <w:r>
         <w:t xml:space="preserve"/>
@@ -345,7 +417,7 @@
           <w:sz w:val="24"/>
           <w:szCs w:val="24"/>
         </w:rPr>
-        <w:t xml:space="preserve">ACTE IV — Sur Léa : « Elle m’avait écrit en mai pour me recommander un poète. Sa dernière lettre. Elle parlait d’un voyage. » (Anecdote douce — souligne le projet de fuite de Léa.)</w:t>
+        <w:t xml:space="preserve">Sur Léa : « Elle m’avait écrit en mai pour me recommander un poète. Sa dernière lettre. Elle parlait d’un voyage. » (Anecdote douce — souligne le projet de fuite de Léa.)</w:t>
       </w:r>
     </w:p>
     <w:p>

--- a/Releases/V4.0_Stable/Decoupe/27_Lola_Pariset.docx
+++ b/Releases/V4.0_Stable/Decoupe/27_Lola_Pariset.docx
@@ -343,6 +343,231 @@
           <w:szCs w:val="24"/>
         </w:rPr>
         <w:t xml:space="preserve">Fille de Pierre Bastien (Bastien Acier), anoblie par contrat industriel sous la République. Mariée à Lorenzo l’an dernier, par amour véritable. Vous n’avez ni rancune ni rivalité avec personne au Domaine — vous êtes ici parce que Chloé et Amaury aiment les jeunes ménages cultivés.</w:t>
+      </w:r>
+    </w:p>
+    <w:p>
+      <w:pPr>
+        <w:spacing w:before="240" w:after="100"/>
+      </w:pPr>
+      <w:r>
+        <w:rPr>
+          <w:b/>
+          <w:bCs/>
+          <w:color w:val="5D4037"/>
+          <w:sz w:val="24"/>
+          <w:szCs w:val="24"/>
+        </w:rPr>
+        <w:t xml:space="preserve">❧  POUR ENRICHIR VOS RÉPONSES — petit monde, opinions, voix intérieure  ❧</w:t>
+      </w:r>
+    </w:p>
+    <w:p>
+      <w:pPr>
+        <w:spacing w:before="240" w:after="100"/>
+      </w:pPr>
+      <w:r>
+        <w:rPr>
+          <w:b/>
+          <w:bCs/>
+          <w:color w:val="5D4037"/>
+          <w:sz w:val="24"/>
+          <w:szCs w:val="24"/>
+        </w:rPr>
+        <w:t xml:space="preserve">(Guidelines pour les questions banales — ce sont des points de départ, adaptez à votre style.)</w:t>
+      </w:r>
+    </w:p>
+    <w:p>
+      <w:pPr>
+        <w:spacing w:before="240" w:after="100"/>
+      </w:pPr>
+      <w:r>
+        <w:rPr>
+          <w:b/>
+          <w:bCs/>
+          <w:color w:val="5D4037"/>
+          <w:sz w:val="24"/>
+          <w:szCs w:val="24"/>
+        </w:rPr>
+        <w:t xml:space="preserve">Votre vie quotidienne : Pas de profession — épouse de Lorenzo, fille de Pierre Bastien. Mondaine, lectrice, voyageuse. Vous administrez avec votre père quelques pensions de jeunes auteurs.</w:t>
+      </w:r>
+    </w:p>
+    <w:p>
+      <w:pPr>
+        <w:spacing w:before="240" w:after="100"/>
+      </w:pPr>
+      <w:r>
+        <w:rPr>
+          <w:b/>
+          <w:bCs/>
+          <w:color w:val="5D4037"/>
+          <w:sz w:val="24"/>
+          <w:szCs w:val="24"/>
+        </w:rPr>
+        <w:t xml:space="preserve">Vos goûts (à servir si la conversation est culture/loisirs) : La poésie contemporaine (Apollinaire), les perles fines, les longs voyages en train.</w:t>
+      </w:r>
+    </w:p>
+    <w:p>
+      <w:pPr>
+        <w:spacing w:before="240" w:after="100"/>
+      </w:pPr>
+      <w:r>
+        <w:rPr>
+          <w:b/>
+          <w:bCs/>
+          <w:color w:val="5D4037"/>
+          <w:sz w:val="24"/>
+          <w:szCs w:val="24"/>
+        </w:rPr>
+        <w:t xml:space="preserve">❧  OPINIONS COURTES sur d'autres convives (à servir si on en parle)  ❧</w:t>
+      </w:r>
+    </w:p>
+    <w:p>
+      <w:pPr>
+        <w:spacing w:before="240" w:after="100"/>
+      </w:pPr>
+      <w:r>
+        <w:rPr>
+          <w:b/>
+          <w:bCs/>
+          <w:color w:val="5D4037"/>
+          <w:sz w:val="24"/>
+          <w:szCs w:val="24"/>
+        </w:rPr>
+        <w:t xml:space="preserve">• Sur le Comte Lorenzo (votre époux) : « Lorenzo. Mon choix, ma joie. »</w:t>
+      </w:r>
+    </w:p>
+    <w:p>
+      <w:pPr>
+        <w:spacing w:before="240" w:after="100"/>
+      </w:pPr>
+      <w:r>
+        <w:rPr>
+          <w:b/>
+          <w:bCs/>
+          <w:color w:val="5D4037"/>
+          <w:sz w:val="24"/>
+          <w:szCs w:val="24"/>
+        </w:rPr>
+        <w:t xml:space="preserve">• Sur Lady Chloé : « Vous l'admirez. Vous prenez le thé chez elle deux fois l'an. »</w:t>
+      </w:r>
+    </w:p>
+    <w:p>
+      <w:pPr>
+        <w:spacing w:before="240" w:after="100"/>
+      </w:pPr>
+      <w:r>
+        <w:rPr>
+          <w:b/>
+          <w:bCs/>
+          <w:color w:val="5D4037"/>
+          <w:sz w:val="24"/>
+          <w:szCs w:val="24"/>
+        </w:rPr>
+        <w:t xml:space="preserve">• Sur Lady Léa : « Elle m'avait écrit en mai — une lettre tendre. Sa dernière. »</w:t>
+      </w:r>
+    </w:p>
+    <w:p>
+      <w:pPr>
+        <w:spacing w:before="240" w:after="100"/>
+      </w:pPr>
+      <w:r>
+        <w:rPr>
+          <w:b/>
+          <w:bCs/>
+          <w:color w:val="5D4037"/>
+          <w:sz w:val="24"/>
+          <w:szCs w:val="24"/>
+        </w:rPr>
+        <w:t xml:space="preserve">• Sur Lady Amandinette : « Une duchesse de salon. Je ne la connais pas assez. »</w:t>
+      </w:r>
+    </w:p>
+    <w:p>
+      <w:pPr>
+        <w:spacing w:before="240" w:after="100"/>
+      </w:pPr>
+      <w:r>
+        <w:rPr>
+          <w:b/>
+          <w:bCs/>
+          <w:color w:val="5D4037"/>
+          <w:sz w:val="24"/>
+          <w:szCs w:val="24"/>
+        </w:rPr>
+        <w:t xml:space="preserve">❧  PHRASES TOUTES-PRÊTES (pour ne jamais être à court)  ❧</w:t>
+      </w:r>
+    </w:p>
+    <w:p>
+      <w:pPr>
+        <w:spacing w:before="240" w:after="100"/>
+      </w:pPr>
+      <w:r>
+        <w:rPr>
+          <w:b/>
+          <w:bCs/>
+          <w:color w:val="5D4037"/>
+          <w:sz w:val="24"/>
+          <w:szCs w:val="24"/>
+        </w:rPr>
+        <w:t xml:space="preserve">— « Je préfère écouter — j'apprends mieux ainsi. »</w:t>
+      </w:r>
+    </w:p>
+    <w:p>
+      <w:pPr>
+        <w:spacing w:before="240" w:after="100"/>
+      </w:pPr>
+      <w:r>
+        <w:rPr>
+          <w:b/>
+          <w:bCs/>
+          <w:color w:val="5D4037"/>
+          <w:sz w:val="24"/>
+          <w:szCs w:val="24"/>
+        </w:rPr>
+        <w:t xml:space="preserve">— « Avez-vous lu le dernier Apollinaire ? Lorenzo me l'a offert pour mon anniversaire. »</w:t>
+      </w:r>
+    </w:p>
+    <w:p>
+      <w:pPr>
+        <w:spacing w:before="240" w:after="100"/>
+      </w:pPr>
+      <w:r>
+        <w:rPr>
+          <w:b/>
+          <w:bCs/>
+          <w:color w:val="5D4037"/>
+          <w:sz w:val="24"/>
+          <w:szCs w:val="24"/>
+        </w:rPr>
+        <w:t xml:space="preserve">❧  VOTRE VOIX INTÉRIEURE (à ne PAS dire — mais à laisser influencer votre ton)  ❧</w:t>
+      </w:r>
+    </w:p>
+    <w:p>
+      <w:pPr>
+        <w:spacing w:before="240" w:after="100"/>
+      </w:pPr>
+      <w:r>
+        <w:rPr>
+          <w:b/>
+          <w:bCs/>
+          <w:color w:val="5D4037"/>
+          <w:sz w:val="24"/>
+          <w:szCs w:val="24"/>
+        </w:rPr>
+        <w:t xml:space="preserve">• « Léa parlait souvent de moi avec bonté. Je suis reconnaissante — et triste. »</w:t>
+      </w:r>
+    </w:p>
+    <w:p>
+      <w:pPr>
+        <w:spacing w:before="240" w:after="100"/>
+      </w:pPr>
+      <w:r>
+        <w:rPr>
+          <w:b/>
+          <w:bCs/>
+          <w:color w:val="5D4037"/>
+          <w:sz w:val="24"/>
+          <w:szCs w:val="24"/>
+        </w:rPr>
+        <w:t xml:space="preserve">• « Le secret que je porte — trois mois — me rend plus émue qu'à l'ordinaire. »</w:t>
       </w:r>
     </w:p>
     <w:p>
